--- a/pract-1-awdf-24cs033.docx
+++ b/pract-1-awdf-24cs033.docx
@@ -573,15 +573,16 @@
           </w:tcPr>
           <w:p>
             <w:pPr>
-              <w:spacing w:after="32"/>
+              <w:spacing w:after="80"/>
             </w:pPr>
             <w:r>
-              <w:t>Practical 1 execution and implementation output verified for Romit Kakadiya (24CS033).</w:t>
+              <w:t>Practical 1 implementation, execution, and outputs verified for Romit Kakadiya (24CS033).</w:t>
             </w:r>
           </w:p>
           <w:p>
             <w:pPr>
               <w:spacing w:before="160" w:after="160"/>
+              <w:jc w:val="center"/>
             </w:pPr>
             <w:r>
               <w:drawing>
